--- a/hin/docx/46.content.docx
+++ b/hin/docx/46.content.docx
@@ -20,22 +20,6 @@
           <w:lang w:val="hi_IN" w:bidi="hi_IN"/>
         </w:rPr>
         <w:t>Resource: अध्ययन नोट्स - पुस्तक परिचय सारांश (टिंडेल)</w:t>
-      </w:r>
-      <w:r>
-        <w:rPr>
-          <w:lang w:val="hi_IN" w:bidi="hi_IN"/>
-        </w:rPr>
-      </w:r>
-    </w:p>
-    <w:p>
-      <w:pPr>
-        <w:pStyle w:val="Heading2"/>
-      </w:pPr>
-      <w:r>
-        <w:rPr>
-          <w:lang w:val="hi_IN" w:bidi="hi_IN"/>
-        </w:rPr>
-        <w:t>License Information</w:t>
       </w:r>
       <w:r>
         <w:rPr>
@@ -55,72 +39,7 @@
           <w:b/>
           <w:lang w:val="hi_IN" w:bidi="hi_IN"/>
         </w:rPr>
-        <w:t>अध्ययन नोट्स - पुस्तक परिचय सारांश (टिंडेल)</w:t>
-      </w:r>
-      <w:r>
-        <w:rPr>
-          <w:lang w:val="hi_IN" w:bidi="hi_IN"/>
-        </w:rPr>
-        <w:t xml:space="preserve"> (Hindi) is based on</w:t>
-      </w:r>
-      <w:r>
-        <w:rPr>
-          <w:lang w:val="hi_IN" w:bidi="hi_IN"/>
-        </w:rPr>
-        <w:t xml:space="preserve">: </w:t>
-      </w:r>
-      <w:r>
-        <w:rPr>
-          <w:lang w:val="hi_IN" w:bidi="hi_IN"/>
-        </w:rPr>
-        <w:t>Tyndale Open Study Notes</w:t>
-      </w:r>
-      <w:r>
-        <w:rPr>
-          <w:lang w:val="hi_IN" w:bidi="hi_IN"/>
-        </w:rPr>
-        <w:t xml:space="preserve">, </w:t>
-      </w:r>
-      <w:hyperlink r:id="rId13">
-        <w:r>
-          <w:rPr>
-            <w:lang w:val="hi_IN" w:bidi="hi_IN"/>
-          </w:rPr>
-          <w:rPr>
-            <w:color w:val="0000EE"/>
-            <w:u w:val="single"/>
-          </w:rPr>
-          <w:t>Tyndale House Publishers</w:t>
-        </w:r>
-      </w:hyperlink>
-      <w:r>
-        <w:rPr>
-          <w:lang w:val="hi_IN" w:bidi="hi_IN"/>
-        </w:rPr>
-        <w:t xml:space="preserve">, 2019, which is licensed under a </w:t>
-      </w:r>
-      <w:hyperlink r:id="rId14">
-        <w:r>
-          <w:rPr>
-            <w:lang w:val="hi_IN" w:bidi="hi_IN"/>
-          </w:rPr>
-          <w:rPr>
-            <w:color w:val="0000EE"/>
-            <w:u w:val="single"/>
-          </w:rPr>
-          <w:t>CC BY-SA 4.0 license</w:t>
-        </w:r>
-      </w:hyperlink>
-      <w:r>
-        <w:rPr>
-          <w:lang w:val="hi_IN" w:bidi="hi_IN"/>
-        </w:rPr>
-        <w:t>.</w:t>
-      </w:r>
-      <w:r>
-        <w:rPr>
-          <w:lang w:val="hi_IN" w:bidi="hi_IN"/>
-        </w:rPr>
+        <w:t>Aquifer Open Study Notes (Book Intro Summaries)</w:t>
       </w:r>
     </w:p>
     <w:p>
@@ -134,7 +53,45 @@
         <w:rPr>
           <w:lang w:val="hi_IN" w:bidi="hi_IN"/>
         </w:rPr>
-        <w:t>This PDF version is provided under the same license.</w:t>
+        <w:t xml:space="preserve">This work is an adaptation of </w:t>
+      </w:r>
+      <w:r>
+        <w:rPr>
+          <w:lang w:val="hi_IN" w:bidi="hi_IN"/>
+        </w:rPr>
+        <w:t>Tyndale Open Study Notes</w:t>
+      </w:r>
+      <w:r>
+        <w:rPr>
+          <w:lang w:val="hi_IN" w:bidi="hi_IN"/>
+        </w:rPr>
+        <w:t xml:space="preserve"> © 2023 Tyndale House Publishers, licensed under the CC BY-SA 4.0 license. The adaptation, </w:t>
+      </w:r>
+      <w:r>
+        <w:rPr>
+          <w:lang w:val="hi_IN" w:bidi="hi_IN"/>
+        </w:rPr>
+        <w:t>Aquifer Open Study Notes</w:t>
+      </w:r>
+      <w:r>
+        <w:rPr>
+          <w:lang w:val="hi_IN" w:bidi="hi_IN"/>
+        </w:rPr>
+        <w:t>, was created by Mission Mutual and is also licensed under CC BY-SA 4.0.</w:t>
+      </w:r>
+    </w:p>
+    <w:p>
+      <w:pPr/>
+      <w:r>
+        <w:rPr>
+          <w:lang w:val="hi_IN" w:bidi="hi_IN"/>
+        </w:rPr>
+      </w:r>
+      <w:r>
+        <w:rPr>
+          <w:lang w:val="hi_IN" w:bidi="hi_IN"/>
+        </w:rPr>
+        <w:t>This resource has been adapted into multiple languages, including English, Tok Pisin, Arabic (عربي), French (Français), Hindi (हिंदी), Indonesian (Bahasa Indonesia), Portuguese (Português), Russian (Русский), Spanish (Español), Swahili (Kiswahili), and Simplified Chinese (简体中文).</w:t>
       </w:r>
       <w:r>
         <w:rPr>
@@ -193,26 +150,6 @@
           <w:lang w:val="hi_IN" w:bidi="hi_IN"/>
         </w:rPr>
         <w:t>1CO</w:t>
-      </w:r>
-      <w:r>
-        <w:rPr>
-          <w:lang w:val="hi_IN" w:bidi="hi_IN"/>
-        </w:rPr>
-      </w:r>
-    </w:p>
-    <w:p>
-      <w:pPr/>
-      <w:r>
-        <w:rPr>
-          <w:lang w:val="hi_IN" w:bidi="hi_IN"/>
-        </w:rPr>
-      </w:r>
-      <w:r>
-        <w:rPr>
-          <w:i/>
-          <w:lang w:val="hi_IN" w:bidi="hi_IN"/>
-        </w:rPr>
-        <w:t>1 कुरिन्थियों</w:t>
       </w:r>
       <w:r>
         <w:rPr>
@@ -396,7 +333,7 @@
         </w:rPr>
         <w:t xml:space="preserve">पौलुस की तीसरी सेवकाई यात्रा के समय में इफिसुस से, कुरिन्थुस की कलीसिया से प्राप्त सूचनाओं और प्रश्नों के प्रत्युत्तर में लिखी गई (देखें </w:t>
       </w:r>
-      <w:hyperlink r:id="rId15">
+      <w:hyperlink r:id="rId13">
         <w:r>
           <w:rPr>
             <w:lang w:val="hi_IN" w:bidi="hi_IN"/>
@@ -414,7 +351,7 @@
         </w:rPr>
         <w:t xml:space="preserve">; </w:t>
       </w:r>
-      <w:hyperlink r:id="rId16">
+      <w:hyperlink r:id="rId14">
         <w:r>
           <w:rPr>
             <w:lang w:val="hi_IN" w:bidi="hi_IN"/>
@@ -432,7 +369,7 @@
         </w:rPr>
         <w:t xml:space="preserve">; </w:t>
       </w:r>
-      <w:hyperlink r:id="rId17">
+      <w:hyperlink r:id="rId15">
         <w:r>
           <w:rPr>
             <w:lang w:val="hi_IN" w:bidi="hi_IN"/>
@@ -450,7 +387,7 @@
         </w:rPr>
         <w:t xml:space="preserve">; </w:t>
       </w:r>
-      <w:hyperlink r:id="rId18">
+      <w:hyperlink r:id="rId16">
         <w:r>
           <w:rPr>
             <w:lang w:val="hi_IN" w:bidi="hi_IN"/>
@@ -468,7 +405,7 @@
         </w:rPr>
         <w:t xml:space="preserve">; </w:t>
       </w:r>
-      <w:hyperlink r:id="rId19">
+      <w:hyperlink r:id="rId17">
         <w:r>
           <w:rPr>
             <w:lang w:val="hi_IN" w:bidi="hi_IN"/>
@@ -486,7 +423,7 @@
         </w:rPr>
         <w:t xml:space="preserve">; </w:t>
       </w:r>
-      <w:hyperlink r:id="rId20">
+      <w:hyperlink r:id="rId18">
         <w:r>
           <w:rPr>
             <w:lang w:val="hi_IN" w:bidi="hi_IN"/>

--- a/hin/docx/46.content.docx
+++ b/hin/docx/46.content.docx
@@ -19,7 +19,7 @@
         <w:rPr>
           <w:lang w:val="hi_IN" w:bidi="hi_IN"/>
         </w:rPr>
-        <w:t>Resource: अध्ययन नोट्स - पुस्तक परिचय सारांश (टिंडेल)</w:t>
+        <w:t>Resource: Tyndale Open Study Notes</w:t>
       </w:r>
       <w:r>
         <w:rPr>
@@ -112,7 +112,7 @@
         <w:rPr>
           <w:lang w:val="hi_IN" w:bidi="hi_IN"/>
         </w:rPr>
-        <w:t>अध्ययन नोट्स - पुस्तक परिचय सारांश (टिंडेल)</w:t>
+        <w:t>Tyndale Open Study Notes</w:t>
       </w:r>
     </w:p>
     <w:p>

--- a/hin/docx/46.content.docx
+++ b/hin/docx/46.content.docx
@@ -19,7 +19,7 @@
         <w:rPr>
           <w:lang w:val="hi_IN" w:bidi="hi_IN"/>
         </w:rPr>
-        <w:t>Resource: Tyndale Open Study Notes</w:t>
+        <w:t>Resource: Aquifer Open Study Notes (Book Intro Summaries)</w:t>
       </w:r>
       <w:r>
         <w:rPr>
@@ -112,7 +112,7 @@
         <w:rPr>
           <w:lang w:val="hi_IN" w:bidi="hi_IN"/>
         </w:rPr>
-        <w:t>Tyndale Open Study Notes</w:t>
+        <w:t>Aquifer Open Study Notes (Book Intro Summaries)</w:t>
       </w:r>
     </w:p>
     <w:p>
